--- a/Unit 8 - Animations/2-Refine your animation.docx
+++ b/Unit 8 - Animations/2-Refine your animation.docx
@@ -1,6 +1,6 @@
 
 <file path=word/document.xml><?xml version="1.0" encoding="utf-8"?>
-<w:document xmlns:wpc="http://schemas.microsoft.com/office/word/2010/wordprocessingCanvas" xmlns:cx="http://schemas.microsoft.com/office/drawing/2014/chartex" xmlns:cx1="http://schemas.microsoft.com/office/drawing/2015/9/8/chartex" xmlns:cx2="http://schemas.microsoft.com/office/drawing/2015/10/21/chartex" xmlns:cx3="http://schemas.microsoft.com/office/drawing/2016/5/9/chartex" xmlns:cx4="http://schemas.microsoft.com/office/drawing/2016/5/10/chartex" xmlns:cx5="http://schemas.microsoft.com/office/drawing/2016/5/11/chartex" xmlns:cx6="http://schemas.microsoft.com/office/drawing/2016/5/12/chartex" xmlns:cx7="http://schemas.microsoft.com/office/drawing/2016/5/13/chartex" xmlns:cx8="http://schemas.microsoft.com/office/drawing/2016/5/14/chartex" xmlns:mc="http://schemas.openxmlformats.org/markup-compatibility/2006" xmlns:aink="http://schemas.microsoft.com/office/drawing/2016/ink" xmlns:am3d="http://schemas.microsoft.com/office/drawing/2017/model3d" xmlns:o="urn:schemas-microsoft-com:office:office" xmlns:oel="http://schemas.microsoft.com/office/2019/extlst" xmlns:r="http://schemas.openxmlformats.org/officeDocument/2006/relationships" xmlns:m="http://schemas.openxmlformats.org/officeDocument/2006/math" xmlns:v="urn:schemas-microsoft-com:vml" xmlns:wp14="http://schemas.microsoft.com/office/word/2010/wordprocessingDrawing" xmlns:wp="http://schemas.openxmlformats.org/drawingml/2006/wordprocessingDrawing" xmlns:w10="urn:schemas-microsoft-com:office:word" xmlns:w="http://schemas.openxmlformats.org/wordprocessingml/2006/main" xmlns:w14="http://schemas.microsoft.com/office/word/2010/wordml" xmlns:w15="http://schemas.microsoft.com/office/word/2012/wordml" xmlns:w16cex="http://schemas.microsoft.com/office/word/2018/wordml/cex" xmlns:w16cid="http://schemas.microsoft.com/office/word/2016/wordml/cid" xmlns:w16="http://schemas.microsoft.com/office/word/2018/wordml" xmlns:w16du="http://schemas.microsoft.com/office/word/2023/wordml/word16du" xmlns:w16sdtdh="http://schemas.microsoft.com/office/word/2020/wordml/sdtdatahash" xmlns:w16sdtfl="http://schemas.microsoft.com/office/word/2024/wordml/sdtformatlock" xmlns:w16se="http://schemas.microsoft.com/office/word/2015/wordml/symex" xmlns:wpg="http://schemas.microsoft.com/office/word/2010/wordprocessingGroup" xmlns:wpi="http://schemas.microsoft.com/office/word/2010/wordprocessingInk" xmlns:wne="http://schemas.microsoft.com/office/word/2006/wordml" xmlns:wps="http://schemas.microsoft.com/office/word/2010/wordprocessingShape" mc:Ignorable="w14 w15 w16se w16cid w16 w16cex w16sdtdh w16sdtfl w16du wp14">
+<w:document xmlns:wpc="http://schemas.microsoft.com/office/word/2010/wordprocessingCanvas" xmlns:cx="http://schemas.microsoft.com/office/drawing/2014/chartex" xmlns:cx1="http://schemas.microsoft.com/office/drawing/2015/9/8/chartex" xmlns:cx2="http://schemas.microsoft.com/office/drawing/2015/10/21/chartex" xmlns:cx3="http://schemas.microsoft.com/office/drawing/2016/5/9/chartex" xmlns:cx4="http://schemas.microsoft.com/office/drawing/2016/5/10/chartex" xmlns:cx5="http://schemas.microsoft.com/office/drawing/2016/5/11/chartex" xmlns:cx6="http://schemas.microsoft.com/office/drawing/2016/5/12/chartex" xmlns:cx7="http://schemas.microsoft.com/office/drawing/2016/5/13/chartex" xmlns:cx8="http://schemas.microsoft.com/office/drawing/2016/5/14/chartex" xmlns:mc="http://schemas.openxmlformats.org/markup-compatibility/2006" xmlns:m="http://schemas.openxmlformats.org/officeDocument/2006/math" xmlns:aink="http://schemas.microsoft.com/office/drawing/2016/ink" xmlns:am3d="http://schemas.microsoft.com/office/drawing/2017/model3d" xmlns:oel="http://schemas.microsoft.com/office/2019/extlst" xmlns:r="http://schemas.openxmlformats.org/officeDocument/2006/relationships" xmlns:wp14="http://schemas.microsoft.com/office/word/2010/wordprocessingDrawing" xmlns:wp="http://schemas.openxmlformats.org/drawingml/2006/wordprocessingDrawing" xmlns:wpg="http://schemas.microsoft.com/office/word/2010/wordprocessingGroup" xmlns:wpi="http://schemas.microsoft.com/office/word/2010/wordprocessingInk" xmlns:wps="http://schemas.microsoft.com/office/word/2010/wordprocessingShape" xmlns:o="urn:schemas-microsoft-com:office:office" xmlns:v="urn:schemas-microsoft-com:vml" xmlns:w10="urn:schemas-microsoft-com:office:word" xmlns:w="http://schemas.openxmlformats.org/wordprocessingml/2006/main" xmlns:w14="http://schemas.microsoft.com/office/word/2010/wordml" xmlns:w15="http://schemas.microsoft.com/office/word/2012/wordml" xmlns:w16cex="http://schemas.microsoft.com/office/word/2018/wordml/cex" xmlns:w16cid="http://schemas.microsoft.com/office/word/2016/wordml/cid" xmlns:w16="http://schemas.microsoft.com/office/word/2018/wordml" xmlns:w16sdtdh="http://schemas.microsoft.com/office/word/2020/wordml/sdtdatahash" xmlns:w16sdtfl="http://schemas.microsoft.com/office/word/2024/wordml/sdtformatlock" xmlns:w16se="http://schemas.microsoft.com/office/word/2015/wordml/symex" xmlns:w16du="http://schemas.microsoft.com/office/word/2023/wordml/word16du" xmlns:wne="http://schemas.microsoft.com/office/word/2006/wordml" mc:Ignorable="w14 w15 w16se w16cid w16 w16cex w16sdtdh w16sdtfl w16du wp14">
   <w:body>
     <w:p>
       <w:pPr>
@@ -19,26 +19,19 @@
     </w:p>
     <w:p>
       <w:r>
-        <w:rPr>
-          <w:b/>
-          <w:bCs/>
-        </w:rPr>
-        <w:t>Q&amp;A (0)</w:t>
-      </w:r>
-    </w:p>
-    <w:p>
-      <w:r>
-        <w:t>You’re well on your way to learning how to create basic animations directly inside Unity. In the previous tutorials, you learned how to work with the Animation Editor, create Animation Clips, and create and edit keyframes. For the most simplistic of animations, you already have the skills you need, but Unity has additional tools that allow you to refine your animations even further. In this tutorial, you’ll learn about the Curves Editor and explore some basic animation principles.</w:t>
-      </w:r>
-    </w:p>
-    <w:p>
-      <w:r>
-        <w:t>Play Video</w:t>
-      </w:r>
-    </w:p>
-    <w:p>
-      <w:r>
-        <w:t>Mark step incomplete</w:t>
+        <w:t xml:space="preserve">You’re well on your way to learning how to create basic animations directly inside Unity. In the previous </w:t>
+      </w:r>
+      <w:r>
+        <w:t>lab</w:t>
+      </w:r>
+      <w:r>
+        <w:t xml:space="preserve">s, you learned how to work with the Animation Editor, create Animation Clips, and create and edit keyframes. For the most simplistic of animations, you already have the skills you need, but Unity has additional tools that allow you to refine your animations even further. In this </w:t>
+      </w:r>
+      <w:r>
+        <w:t>lab</w:t>
+      </w:r>
+      <w:r>
+        <w:t>, you’ll learn about the Curves Editor and explore some basic animation principles.</w:t>
       </w:r>
     </w:p>
     <w:p>
@@ -58,15 +51,6 @@
     </w:p>
     <w:p>
       <w:r>
-        <w:rPr>
-          <w:b/>
-          <w:bCs/>
-        </w:rPr>
-        <w:t>Q&amp;A (0)</w:t>
-      </w:r>
-    </w:p>
-    <w:p>
-      <w:r>
         <w:t xml:space="preserve">Earlier in the project you learned that in digital animation the primary focus for animators is on the process of creating keyframed poses, and whatever tool the animator is using takes care of the </w:t>
       </w:r>
       <w:proofErr w:type="spellStart"/>
@@ -126,7 +110,10 @@
       </w:r>
       <w:proofErr w:type="spellStart"/>
       <w:r>
-        <w:t>TutorialScene_Animation_Outdoor</w:t>
+        <w:t>Lab</w:t>
+      </w:r>
+      <w:r>
+        <w:t>Scene_Animation_Outdoor</w:t>
       </w:r>
       <w:proofErr w:type="spellEnd"/>
       <w:r>
@@ -145,7 +132,13 @@
           <w:rPr>
             <w:rStyle w:val="Hyperlink"/>
           </w:rPr>
-          <w:t xml:space="preserve"> to the previous tutorial</w:t>
+          <w:t xml:space="preserve"> to the previous </w:t>
+        </w:r>
+        <w:r>
+          <w:rPr>
+            <w:rStyle w:val="Hyperlink"/>
+          </w:rPr>
+          <w:t>lab</w:t>
         </w:r>
       </w:hyperlink>
       <w:r>
@@ -186,6 +179,9 @@
     </w:p>
     <w:p>
       <w:r>
+        <w:rPr>
+          <w:noProof/>
+        </w:rPr>
         <w:lastRenderedPageBreak/>
         <w:drawing>
           <wp:inline distT="0" distB="0" distL="0" distR="0" wp14:anchorId="11408A8D" wp14:editId="11F66F06">
@@ -251,6 +247,9 @@
     </w:p>
     <w:p>
       <w:r>
+        <w:rPr>
+          <w:noProof/>
+        </w:rPr>
         <w:drawing>
           <wp:inline distT="0" distB="0" distL="0" distR="0" wp14:anchorId="740FFA98" wp14:editId="3044C5BD">
             <wp:extent cx="5943600" cy="1590675"/>
@@ -391,6 +390,9 @@
     </w:p>
     <w:p>
       <w:r>
+        <w:rPr>
+          <w:noProof/>
+        </w:rPr>
         <w:lastRenderedPageBreak/>
         <w:drawing>
           <wp:inline distT="0" distB="0" distL="0" distR="0" wp14:anchorId="240D7BFA" wp14:editId="0F3696A0">
@@ -482,11 +484,6 @@
       </w:r>
     </w:p>
     <w:p>
-      <w:r>
-        <w:t>Mark step incomplete</w:t>
-      </w:r>
-    </w:p>
-    <w:p>
       <w:pPr>
         <w:rPr>
           <w:b/>
@@ -503,15 +500,6 @@
     </w:p>
     <w:p>
       <w:r>
-        <w:rPr>
-          <w:b/>
-          <w:bCs/>
-        </w:rPr>
-        <w:t>Q&amp;A (0)</w:t>
-      </w:r>
-    </w:p>
-    <w:p>
-      <w:r>
         <w:t xml:space="preserve">When animating, it’s best practice to refer to real-life references whenever possible. Before you </w:t>
       </w:r>
       <w:proofErr w:type="gramStart"/>
@@ -521,11 +509,6 @@
       <w:proofErr w:type="gramEnd"/>
       <w:r>
         <w:t xml:space="preserve"> the curves of your ball bounce, study the video below:</w:t>
-      </w:r>
-    </w:p>
-    <w:p>
-      <w:r>
-        <w:t>Play Video</w:t>
       </w:r>
     </w:p>
     <w:p>
@@ -636,33 +619,28 @@
           <w:b/>
           <w:bCs/>
         </w:rPr>
+        <w:t>5. </w:t>
+      </w:r>
+      <w:r>
+        <w:t>Select and drag on the tangent handle to adjust the curve so that it's slightly more rounded at the top.</w:t>
+      </w:r>
+    </w:p>
+    <w:p>
+      <w:r>
+        <w:rPr>
+          <w:b/>
+          <w:bCs/>
+        </w:rPr>
+        <w:t>6. </w:t>
+      </w:r>
+      <w:r>
+        <w:t>Preview the animation in the Animation editor and continue to adjust the tangent handle until it appears as if the ball hangs in the air slightly before dropping again.</w:t>
+      </w:r>
+      <w:r>
+        <w:br/>
+      </w:r>
+      <w:r>
         <w:lastRenderedPageBreak/>
-        <w:t>5. </w:t>
-      </w:r>
-      <w:r>
-        <w:t>Select and drag on the tangent handle to adjust the curve so that it's slightly more rounded at the top.</w:t>
-      </w:r>
-    </w:p>
-    <w:p>
-      <w:r>
-        <w:rPr>
-          <w:b/>
-          <w:bCs/>
-        </w:rPr>
-        <w:t>6. </w:t>
-      </w:r>
-      <w:r>
-        <w:t>Preview the animation in the Animation editor and continue to adjust the tangent handle until it appears as if the ball hangs in the air slightly before dropping again.</w:t>
-      </w:r>
-    </w:p>
-    <w:p>
-      <w:r>
-        <w:t>Play Video</w:t>
-      </w:r>
-    </w:p>
-    <w:p>
-      <w:r>
-        <w:br/>
         <w:t>This is even closer; however, the landing should make more of an impact. Notice that if you select the middle keyframe, no tangent handles appear. This is because both tangents were set to linear. This puts the animation in the correct starting position; however, now that you need to push it further, it needs to be adjusted.</w:t>
       </w:r>
     </w:p>
@@ -724,11 +702,6 @@
       </w:r>
       <w:r>
         <w:t> Adjust the tangent handles of the middle keyframe to form a sharper V shape.</w:t>
-      </w:r>
-    </w:p>
-    <w:p>
-      <w:r>
-        <w:t>Play Video</w:t>
       </w:r>
     </w:p>
     <w:p>
@@ -745,11 +718,6 @@
       </w:r>
     </w:p>
     <w:p>
-      <w:r>
-        <w:t>Mark step incomplete</w:t>
-      </w:r>
-    </w:p>
-    <w:p>
       <w:pPr>
         <w:rPr>
           <w:b/>
@@ -766,15 +734,6 @@
     </w:p>
     <w:p>
       <w:r>
-        <w:rPr>
-          <w:b/>
-          <w:bCs/>
-        </w:rPr>
-        <w:t>Q&amp;A (0)</w:t>
-      </w:r>
-    </w:p>
-    <w:p>
-      <w:r>
         <w:t>When an object strikes a surface with sufficient force, deformation of either the object or the surface will occur. The deformed object will then return to its original form (or as close as possible) once the energy of the strike has dissipated. In animation, this process is encapsulated in a technique called squash and stretch. In traditional animation this process is often overemphasized to give impacts a bigger presence.</w:t>
       </w:r>
     </w:p>
@@ -793,7 +752,9 @@
     </w:p>
     <w:p>
       <w:r>
-        <w:lastRenderedPageBreak/>
+        <w:rPr>
+          <w:noProof/>
+        </w:rPr>
         <w:drawing>
           <wp:inline distT="0" distB="0" distL="0" distR="0" wp14:anchorId="3459E8E2" wp14:editId="7F29E762">
             <wp:extent cx="4572000" cy="3429000"/>
@@ -851,6 +812,10 @@
     </w:p>
     <w:p>
       <w:r>
+        <w:rPr>
+          <w:noProof/>
+        </w:rPr>
+        <w:lastRenderedPageBreak/>
         <w:drawing>
           <wp:inline distT="0" distB="0" distL="0" distR="0" wp14:anchorId="7847EF61" wp14:editId="59DCC4CC">
             <wp:extent cx="5943600" cy="3277870"/>
@@ -920,157 +885,157 @@
       </w:r>
       <w:proofErr w:type="gramEnd"/>
       <w:r>
-        <w:t xml:space="preserve">. Consider how you might be able to apply this animation principle to your own animation: your ball is now bouncing nicely, </w:t>
-      </w:r>
-      <w:r>
+        <w:t xml:space="preserve">. Consider how you might be able to apply this animation principle to your own animation: your ball is now bouncing nicely, but the way it retains its form makes it </w:t>
+      </w:r>
+      <w:proofErr w:type="gramStart"/>
+      <w:r>
+        <w:t>seem</w:t>
+      </w:r>
+      <w:proofErr w:type="gramEnd"/>
+      <w:r>
+        <w:t xml:space="preserve"> as if it might be a hard, hollow plastic. Applying squash and stretch can make the ball seem more like a soft rubber.</w:t>
+      </w:r>
+    </w:p>
+    <w:p>
+      <w:r>
+        <w:t>Let’s start with the squash:</w:t>
+      </w:r>
+    </w:p>
+    <w:p>
+      <w:r>
+        <w:rPr>
+          <w:b/>
+          <w:bCs/>
+        </w:rPr>
+        <w:t>1.</w:t>
+      </w:r>
+      <w:r>
+        <w:t xml:space="preserve"> Return to the </w:t>
+      </w:r>
+      <w:proofErr w:type="spellStart"/>
+      <w:r>
+        <w:t>Dopesheet</w:t>
+      </w:r>
+      <w:proofErr w:type="spellEnd"/>
+      <w:r>
+        <w:t xml:space="preserve"> by clicking on the </w:t>
+      </w:r>
+      <w:proofErr w:type="spellStart"/>
+      <w:r>
+        <w:t>Dopesheet</w:t>
+      </w:r>
+      <w:proofErr w:type="spellEnd"/>
+      <w:r>
+        <w:t xml:space="preserve"> button on the bottom of the Animation editor.</w:t>
+      </w:r>
+    </w:p>
+    <w:p>
+      <w:r>
+        <w:rPr>
+          <w:b/>
+          <w:bCs/>
+        </w:rPr>
+        <w:t>2.</w:t>
+      </w:r>
+      <w:r>
+        <w:t xml:space="preserve"> Set the </w:t>
+      </w:r>
+      <w:proofErr w:type="spellStart"/>
+      <w:r>
+        <w:t>Playhead</w:t>
+      </w:r>
+      <w:proofErr w:type="spellEnd"/>
+      <w:r>
+        <w:t xml:space="preserve"> to the first keyframe at 0:00 and turn on keyframe recording.</w:t>
+      </w:r>
+    </w:p>
+    <w:p>
+      <w:r>
+        <w:rPr>
+          <w:b/>
+          <w:bCs/>
+        </w:rPr>
+        <w:t>3.</w:t>
+      </w:r>
+      <w:r>
+        <w:t> Click Add Property and go to </w:t>
+      </w:r>
+      <w:r>
+        <w:rPr>
+          <w:b/>
+          <w:bCs/>
+        </w:rPr>
+        <w:t>Transform</w:t>
+      </w:r>
+      <w:r>
+        <w:t> &gt; </w:t>
+      </w:r>
+      <w:proofErr w:type="gramStart"/>
+      <w:r>
+        <w:rPr>
+          <w:b/>
+          <w:bCs/>
+        </w:rPr>
+        <w:t>Scale</w:t>
+      </w:r>
+      <w:r>
+        <w:t>, and</w:t>
+      </w:r>
+      <w:proofErr w:type="gramEnd"/>
+      <w:r>
+        <w:t xml:space="preserve"> create a keyframe in the 1:10 mark.</w:t>
+      </w:r>
+    </w:p>
+    <w:p>
+      <w:r>
+        <w:rPr>
+          <w:b/>
+          <w:bCs/>
+        </w:rPr>
+        <w:t>4.</w:t>
+      </w:r>
+      <w:r>
+        <w:t xml:space="preserve"> Advance the </w:t>
+      </w:r>
+      <w:proofErr w:type="spellStart"/>
+      <w:r>
+        <w:t>Playhead</w:t>
+      </w:r>
+      <w:proofErr w:type="spellEnd"/>
+      <w:r>
+        <w:t xml:space="preserve"> to the second keyframe, which is the moment the sphere strikes the ground.</w:t>
+      </w:r>
+    </w:p>
+    <w:p>
+      <w:r>
+        <w:rPr>
+          <w:b/>
+          <w:bCs/>
+        </w:rPr>
+        <w:t>5.</w:t>
+      </w:r>
+      <w:r>
+        <w:t> Press R on your keyboard to enable the Scale Tool. Scale the sphere down to 0.8 in Y.</w:t>
+      </w:r>
+    </w:p>
+    <w:p>
+      <w:r>
+        <w:rPr>
+          <w:b/>
+          <w:bCs/>
+        </w:rPr>
+        <w:t>6.</w:t>
+      </w:r>
+      <w:r>
+        <w:t> Press W on your keyboard to enable the Move Tool. Drag the sphere down so it appears to be resting on the surface of the ground again.</w:t>
+      </w:r>
+    </w:p>
+    <w:p>
+      <w:r>
+        <w:rPr>
+          <w:noProof/>
+        </w:rPr>
         <w:lastRenderedPageBreak/>
-        <w:t xml:space="preserve">but the way it retains its form makes it </w:t>
-      </w:r>
-      <w:proofErr w:type="gramStart"/>
-      <w:r>
-        <w:t>seem</w:t>
-      </w:r>
-      <w:proofErr w:type="gramEnd"/>
-      <w:r>
-        <w:t xml:space="preserve"> as if it might be a hard, hollow plastic. Applying squash and stretch can make the ball seem more like a soft rubber.</w:t>
-      </w:r>
-    </w:p>
-    <w:p>
-      <w:r>
-        <w:t>Let’s start with the squash:</w:t>
-      </w:r>
-    </w:p>
-    <w:p>
-      <w:r>
-        <w:rPr>
-          <w:b/>
-          <w:bCs/>
-        </w:rPr>
-        <w:t>1.</w:t>
-      </w:r>
-      <w:r>
-        <w:t xml:space="preserve"> Return to the </w:t>
-      </w:r>
-      <w:proofErr w:type="spellStart"/>
-      <w:r>
-        <w:t>Dopesheet</w:t>
-      </w:r>
-      <w:proofErr w:type="spellEnd"/>
-      <w:r>
-        <w:t xml:space="preserve"> by clicking on the </w:t>
-      </w:r>
-      <w:proofErr w:type="spellStart"/>
-      <w:r>
-        <w:t>Dopesheet</w:t>
-      </w:r>
-      <w:proofErr w:type="spellEnd"/>
-      <w:r>
-        <w:t xml:space="preserve"> button on the bottom of the Animation editor.</w:t>
-      </w:r>
-    </w:p>
-    <w:p>
-      <w:r>
-        <w:rPr>
-          <w:b/>
-          <w:bCs/>
-        </w:rPr>
-        <w:t>2.</w:t>
-      </w:r>
-      <w:r>
-        <w:t xml:space="preserve"> Set the </w:t>
-      </w:r>
-      <w:proofErr w:type="spellStart"/>
-      <w:r>
-        <w:t>Playhead</w:t>
-      </w:r>
-      <w:proofErr w:type="spellEnd"/>
-      <w:r>
-        <w:t xml:space="preserve"> to the first keyframe at 0:00 and turn on keyframe recording.</w:t>
-      </w:r>
-    </w:p>
-    <w:p>
-      <w:r>
-        <w:rPr>
-          <w:b/>
-          <w:bCs/>
-        </w:rPr>
-        <w:t>3.</w:t>
-      </w:r>
-      <w:r>
-        <w:t> Click Add Property and go to </w:t>
-      </w:r>
-      <w:r>
-        <w:rPr>
-          <w:b/>
-          <w:bCs/>
-        </w:rPr>
-        <w:t>Transform</w:t>
-      </w:r>
-      <w:r>
-        <w:t> &gt; </w:t>
-      </w:r>
-      <w:proofErr w:type="gramStart"/>
-      <w:r>
-        <w:rPr>
-          <w:b/>
-          <w:bCs/>
-        </w:rPr>
-        <w:t>Scale</w:t>
-      </w:r>
-      <w:r>
-        <w:t>, and</w:t>
-      </w:r>
-      <w:proofErr w:type="gramEnd"/>
-      <w:r>
-        <w:t xml:space="preserve"> create a keyframe in the 1:10 mark.</w:t>
-      </w:r>
-    </w:p>
-    <w:p>
-      <w:r>
-        <w:rPr>
-          <w:b/>
-          <w:bCs/>
-        </w:rPr>
-        <w:t>4.</w:t>
-      </w:r>
-      <w:r>
-        <w:t xml:space="preserve"> Advance the </w:t>
-      </w:r>
-      <w:proofErr w:type="spellStart"/>
-      <w:r>
-        <w:t>Playhead</w:t>
-      </w:r>
-      <w:proofErr w:type="spellEnd"/>
-      <w:r>
-        <w:t xml:space="preserve"> to the second keyframe, which is the moment the sphere strikes the ground.</w:t>
-      </w:r>
-    </w:p>
-    <w:p>
-      <w:r>
-        <w:rPr>
-          <w:b/>
-          <w:bCs/>
-        </w:rPr>
-        <w:t>5.</w:t>
-      </w:r>
-      <w:r>
-        <w:t> Press R on your keyboard to enable the Scale Tool. Scale the sphere down to 0.8 in Y.</w:t>
-      </w:r>
-    </w:p>
-    <w:p>
-      <w:r>
-        <w:rPr>
-          <w:b/>
-          <w:bCs/>
-        </w:rPr>
-        <w:t>6.</w:t>
-      </w:r>
-      <w:r>
-        <w:t> Press W on your keyboard to enable the Move Tool. Drag the sphere down so it appears to be resting on the surface of the ground again.</w:t>
-      </w:r>
-    </w:p>
-    <w:p>
-      <w:r>
         <w:drawing>
           <wp:inline distT="0" distB="0" distL="0" distR="0" wp14:anchorId="7AB74ECD" wp14:editId="49188C87">
             <wp:extent cx="5943600" cy="3326765"/>
@@ -1227,109 +1192,98 @@
           <w:b/>
           <w:bCs/>
         </w:rPr>
+        <w:t>9.</w:t>
+      </w:r>
+      <w:r>
+        <w:t> Press </w:t>
+      </w:r>
+      <w:r>
+        <w:rPr>
+          <w:b/>
+          <w:bCs/>
+        </w:rPr>
+        <w:t>Ctrl</w:t>
+      </w:r>
+      <w:r>
+        <w:t>/</w:t>
+      </w:r>
+      <w:proofErr w:type="spellStart"/>
+      <w:r>
+        <w:rPr>
+          <w:b/>
+          <w:bCs/>
+        </w:rPr>
+        <w:t>Cmd</w:t>
+      </w:r>
+      <w:r>
+        <w:t>+</w:t>
+      </w:r>
+      <w:r>
+        <w:rPr>
+          <w:b/>
+          <w:bCs/>
+        </w:rPr>
+        <w:t>V</w:t>
+      </w:r>
+      <w:proofErr w:type="spellEnd"/>
+      <w:r>
+        <w:t> on your keyboard to paste the Scale keyframe you copied.</w:t>
+      </w:r>
+    </w:p>
+    <w:p>
+      <w:r>
+        <w:rPr>
+          <w:b/>
+          <w:bCs/>
+        </w:rPr>
+        <w:t>10.</w:t>
+      </w:r>
+      <w:r>
+        <w:t> Scrub between the two frames to see the ball retain its form until it hits the ground.</w:t>
+      </w:r>
+    </w:p>
+    <w:p>
+      <w:pPr>
+        <w:rPr>
+          <w:b/>
+          <w:bCs/>
+        </w:rPr>
+      </w:pPr>
+      <w:r>
+        <w:rPr>
+          <w:b/>
+          <w:bCs/>
+        </w:rPr>
+        <w:t>5. Create stretch keyframes</w:t>
+      </w:r>
+    </w:p>
+    <w:p>
+      <w:r>
+        <w:t xml:space="preserve">After the squash comes the stretch–it’s a direct result of the energy of the object being condensed and energetically exploding outward before returning to its original form. You saw earlier that Sherman was able to get into </w:t>
+      </w:r>
+      <w:proofErr w:type="gramStart"/>
+      <w:r>
+        <w:t>a fairly extreme</w:t>
+      </w:r>
+      <w:proofErr w:type="gramEnd"/>
+      <w:r>
+        <w:t xml:space="preserve"> squash pose. Now </w:t>
+      </w:r>
+      <w:proofErr w:type="gramStart"/>
+      <w:r>
+        <w:t>take a look</w:t>
+      </w:r>
+      <w:proofErr w:type="gramEnd"/>
+      <w:r>
+        <w:t xml:space="preserve"> at the resulting stretch:</w:t>
+      </w:r>
+    </w:p>
+    <w:p>
+      <w:r>
+        <w:rPr>
+          <w:noProof/>
+        </w:rPr>
         <w:lastRenderedPageBreak/>
-        <w:t>9.</w:t>
-      </w:r>
-      <w:r>
-        <w:t> Press </w:t>
-      </w:r>
-      <w:r>
-        <w:rPr>
-          <w:b/>
-          <w:bCs/>
-        </w:rPr>
-        <w:t>Ctrl</w:t>
-      </w:r>
-      <w:r>
-        <w:t>/</w:t>
-      </w:r>
-      <w:proofErr w:type="spellStart"/>
-      <w:r>
-        <w:rPr>
-          <w:b/>
-          <w:bCs/>
-        </w:rPr>
-        <w:t>Cmd</w:t>
-      </w:r>
-      <w:r>
-        <w:t>+</w:t>
-      </w:r>
-      <w:r>
-        <w:rPr>
-          <w:b/>
-          <w:bCs/>
-        </w:rPr>
-        <w:t>V</w:t>
-      </w:r>
-      <w:proofErr w:type="spellEnd"/>
-      <w:r>
-        <w:t> on your keyboard to paste the Scale keyframe you copied.</w:t>
-      </w:r>
-    </w:p>
-    <w:p>
-      <w:r>
-        <w:rPr>
-          <w:b/>
-          <w:bCs/>
-        </w:rPr>
-        <w:t>10.</w:t>
-      </w:r>
-      <w:r>
-        <w:t> Scrub between the two frames to see the ball retain its form until it hits the ground.</w:t>
-      </w:r>
-    </w:p>
-    <w:p>
-      <w:r>
-        <w:t>Mark step incomplete</w:t>
-      </w:r>
-    </w:p>
-    <w:p>
-      <w:pPr>
-        <w:rPr>
-          <w:b/>
-          <w:bCs/>
-        </w:rPr>
-      </w:pPr>
-      <w:r>
-        <w:rPr>
-          <w:b/>
-          <w:bCs/>
-        </w:rPr>
-        <w:t>5. Create stretch keyframes</w:t>
-      </w:r>
-    </w:p>
-    <w:p>
-      <w:r>
-        <w:rPr>
-          <w:b/>
-          <w:bCs/>
-        </w:rPr>
-        <w:t>Q&amp;A (0)</w:t>
-      </w:r>
-    </w:p>
-    <w:p>
-      <w:r>
-        <w:t xml:space="preserve">After the squash comes the stretch–it’s a direct result of the energy of the object being condensed and energetically exploding outward before returning to its original form. You saw earlier that Sherman was able to get into </w:t>
-      </w:r>
-      <w:proofErr w:type="gramStart"/>
-      <w:r>
-        <w:t>a fairly extreme</w:t>
-      </w:r>
-      <w:proofErr w:type="gramEnd"/>
-      <w:r>
-        <w:t xml:space="preserve"> squash pose. Now </w:t>
-      </w:r>
-      <w:proofErr w:type="gramStart"/>
-      <w:r>
-        <w:t>take a look</w:t>
-      </w:r>
-      <w:proofErr w:type="gramEnd"/>
-      <w:r>
-        <w:t xml:space="preserve"> at the resulting stretch:</w:t>
-      </w:r>
-    </w:p>
-    <w:p>
-      <w:r>
         <w:drawing>
           <wp:inline distT="0" distB="0" distL="0" distR="0" wp14:anchorId="65570455" wp14:editId="7F544FCF">
             <wp:extent cx="5943600" cy="3097530"/>
@@ -1420,7 +1374,9 @@
     </w:p>
     <w:p>
       <w:r>
-        <w:lastRenderedPageBreak/>
+        <w:rPr>
+          <w:noProof/>
+        </w:rPr>
         <w:drawing>
           <wp:inline distT="0" distB="0" distL="0" distR="0" wp14:anchorId="564E2671" wp14:editId="1451E797">
             <wp:extent cx="5943600" cy="3326765"/>
@@ -1477,6 +1433,7 @@
           <w:b/>
           <w:bCs/>
         </w:rPr>
+        <w:lastRenderedPageBreak/>
         <w:br/>
         <w:t>3. </w:t>
       </w:r>
@@ -1521,11 +1478,6 @@
       </w:r>
     </w:p>
     <w:p>
-      <w:r>
-        <w:t>Mark step incomplete</w:t>
-      </w:r>
-    </w:p>
-    <w:p>
       <w:pPr>
         <w:rPr>
           <w:b/>
@@ -1542,15 +1494,6 @@
     </w:p>
     <w:p>
       <w:r>
-        <w:rPr>
-          <w:b/>
-          <w:bCs/>
-        </w:rPr>
-        <w:t>Q&amp;A (0)</w:t>
-      </w:r>
-    </w:p>
-    <w:p>
-      <w:r>
         <w:t xml:space="preserve">You’ve gone through all the trouble of animating a ball, but what happens when you decide you want it to exist somewhere else in the scene? You might expect that you can freely move it to wherever you need it to be; however, this isn’t </w:t>
       </w:r>
       <w:proofErr w:type="gramStart"/>
@@ -1588,11 +1531,7 @@
     </w:p>
     <w:p>
       <w:r>
-        <w:t xml:space="preserve">Notice how the ball immediately jumps back to where you originally animated it. This all comes down to the position of the keyframes. Remember that the Transform Position settings you see in the Inspector relate to where the selected object exists in 3D space, also known as the global transforms. This means that the animation you created doesn’t only define how the ball bounces </w:t>
-      </w:r>
-      <w:r>
-        <w:lastRenderedPageBreak/>
-        <w:t>and deforms, but precisely where in 3D space it does so. Fortunately, there’s an easy way to allow your animations to move around freely.</w:t>
+        <w:t>Notice how the ball immediately jumps back to where you originally animated it. This all comes down to the position of the keyframes. Remember that the Transform Position settings you see in the Inspector relate to where the selected object exists in 3D space, also known as the global transforms. This means that the animation you created doesn’t only define how the ball bounces and deforms, but precisely where in 3D space it does so. Fortunately, there’s an easy way to allow your animations to move around freely.</w:t>
       </w:r>
     </w:p>
     <w:p>
@@ -1689,6 +1628,9 @@
     </w:p>
     <w:p>
       <w:r>
+        <w:rPr>
+          <w:noProof/>
+        </w:rPr>
         <w:drawing>
           <wp:inline distT="0" distB="0" distL="0" distR="0" wp14:anchorId="0F2596AB" wp14:editId="1F2A20E2">
             <wp:extent cx="4667250" cy="1323975"/>
@@ -1749,7 +1691,11 @@
         <w:t>7.</w:t>
       </w:r>
       <w:r>
-        <w:t xml:space="preserve"> Move the Ball Parent object anywhere in the scene and preview the ball animation by selecting it and pressing the play button in the Animation editor. If the animation switched back to </w:t>
+        <w:t xml:space="preserve"> Move the Ball Parent object anywhere in the scene and preview the ball animation by selecting it </w:t>
+      </w:r>
+      <w:r>
+        <w:lastRenderedPageBreak/>
+        <w:t xml:space="preserve">and pressing the play button in the Animation editor. If the animation switched back to </w:t>
       </w:r>
       <w:proofErr w:type="spellStart"/>
       <w:r>
@@ -1774,11 +1720,6 @@
       </w:r>
     </w:p>
     <w:p>
-      <w:r>
-        <w:t>Mark step incomplete</w:t>
-      </w:r>
-    </w:p>
-    <w:p>
       <w:pPr>
         <w:rPr>
           <w:b/>
@@ -1795,24 +1736,7 @@
     </w:p>
     <w:p>
       <w:r>
-        <w:rPr>
-          <w:b/>
-          <w:bCs/>
-        </w:rPr>
-        <w:t>Q&amp;A (0)</w:t>
-      </w:r>
-    </w:p>
-    <w:p>
-      <w:r>
-        <w:t xml:space="preserve">You’ve now practiced </w:t>
-      </w:r>
-      <w:proofErr w:type="gramStart"/>
-      <w:r>
-        <w:t>all of</w:t>
-      </w:r>
-      <w:proofErr w:type="gramEnd"/>
-      <w:r>
-        <w:t xml:space="preserve"> the skills you need to create simple animations in Unity. However, until this point you’ve focused only on an object that stays in place during the animation. In this challenge, your goal is to try and animate the ball bouncing across the platform rather than in place.</w:t>
+        <w:t>You’ve now practiced all of the skills you need to create simple animations in Unity. However, until this point you’ve focused only on an object that stays in place during the animation. In this challenge, your goal is to try and animate the ball bouncing across the platform rather than in place.</w:t>
       </w:r>
     </w:p>
     <w:p>
@@ -1858,7 +1782,9 @@
     </w:p>
     <w:p>
       <w:r>
-        <w:lastRenderedPageBreak/>
+        <w:rPr>
+          <w:noProof/>
+        </w:rPr>
         <w:drawing>
           <wp:inline distT="0" distB="0" distL="0" distR="0" wp14:anchorId="3011DAE4" wp14:editId="49803E9A">
             <wp:extent cx="5943600" cy="3343275"/>
@@ -1921,7 +1847,7 @@
 </file>
 
 <file path=word/numbering.xml><?xml version="1.0" encoding="utf-8"?>
-<w:numbering xmlns:wpc="http://schemas.microsoft.com/office/word/2010/wordprocessingCanvas" xmlns:cx="http://schemas.microsoft.com/office/drawing/2014/chartex" xmlns:cx1="http://schemas.microsoft.com/office/drawing/2015/9/8/chartex" xmlns:cx2="http://schemas.microsoft.com/office/drawing/2015/10/21/chartex" xmlns:cx3="http://schemas.microsoft.com/office/drawing/2016/5/9/chartex" xmlns:cx4="http://schemas.microsoft.com/office/drawing/2016/5/10/chartex" xmlns:cx5="http://schemas.microsoft.com/office/drawing/2016/5/11/chartex" xmlns:cx6="http://schemas.microsoft.com/office/drawing/2016/5/12/chartex" xmlns:cx7="http://schemas.microsoft.com/office/drawing/2016/5/13/chartex" xmlns:cx8="http://schemas.microsoft.com/office/drawing/2016/5/14/chartex" xmlns:mc="http://schemas.openxmlformats.org/markup-compatibility/2006" xmlns:aink="http://schemas.microsoft.com/office/drawing/2016/ink" xmlns:am3d="http://schemas.microsoft.com/office/drawing/2017/model3d" xmlns:o="urn:schemas-microsoft-com:office:office" xmlns:oel="http://schemas.microsoft.com/office/2019/extlst" xmlns:r="http://schemas.openxmlformats.org/officeDocument/2006/relationships" xmlns:m="http://schemas.openxmlformats.org/officeDocument/2006/math" xmlns:v="urn:schemas-microsoft-com:vml" xmlns:wp14="http://schemas.microsoft.com/office/word/2010/wordprocessingDrawing" xmlns:wp="http://schemas.openxmlformats.org/drawingml/2006/wordprocessingDrawing" xmlns:w10="urn:schemas-microsoft-com:office:word" xmlns:w="http://schemas.openxmlformats.org/wordprocessingml/2006/main" xmlns:w14="http://schemas.microsoft.com/office/word/2010/wordml" xmlns:w15="http://schemas.microsoft.com/office/word/2012/wordml" xmlns:w16cex="http://schemas.microsoft.com/office/word/2018/wordml/cex" xmlns:w16cid="http://schemas.microsoft.com/office/word/2016/wordml/cid" xmlns:w16="http://schemas.microsoft.com/office/word/2018/wordml" xmlns:w16du="http://schemas.microsoft.com/office/word/2023/wordml/word16du" xmlns:w16sdtdh="http://schemas.microsoft.com/office/word/2020/wordml/sdtdatahash" xmlns:w16sdtfl="http://schemas.microsoft.com/office/word/2024/wordml/sdtformatlock" xmlns:w16se="http://schemas.microsoft.com/office/word/2015/wordml/symex" xmlns:wpg="http://schemas.microsoft.com/office/word/2010/wordprocessingGroup" xmlns:wpi="http://schemas.microsoft.com/office/word/2010/wordprocessingInk" xmlns:wne="http://schemas.microsoft.com/office/word/2006/wordml" xmlns:wps="http://schemas.microsoft.com/office/word/2010/wordprocessingShape" mc:Ignorable="w14 w15 w16se w16cid w16 w16cex w16sdtdh w16sdtfl w16du wp14">
+<w:numbering xmlns:wpc="http://schemas.microsoft.com/office/word/2010/wordprocessingCanvas" xmlns:cx="http://schemas.microsoft.com/office/drawing/2014/chartex" xmlns:cx1="http://schemas.microsoft.com/office/drawing/2015/9/8/chartex" xmlns:cx2="http://schemas.microsoft.com/office/drawing/2015/10/21/chartex" xmlns:cx3="http://schemas.microsoft.com/office/drawing/2016/5/9/chartex" xmlns:cx4="http://schemas.microsoft.com/office/drawing/2016/5/10/chartex" xmlns:cx5="http://schemas.microsoft.com/office/drawing/2016/5/11/chartex" xmlns:cx6="http://schemas.microsoft.com/office/drawing/2016/5/12/chartex" xmlns:cx7="http://schemas.microsoft.com/office/drawing/2016/5/13/chartex" xmlns:cx8="http://schemas.microsoft.com/office/drawing/2016/5/14/chartex" xmlns:mc="http://schemas.openxmlformats.org/markup-compatibility/2006" xmlns:m="http://schemas.openxmlformats.org/officeDocument/2006/math" xmlns:aink="http://schemas.microsoft.com/office/drawing/2016/ink" xmlns:am3d="http://schemas.microsoft.com/office/drawing/2017/model3d" xmlns:oel="http://schemas.microsoft.com/office/2019/extlst" xmlns:r="http://schemas.openxmlformats.org/officeDocument/2006/relationships" xmlns:wp14="http://schemas.microsoft.com/office/word/2010/wordprocessingDrawing" xmlns:wp="http://schemas.openxmlformats.org/drawingml/2006/wordprocessingDrawing" xmlns:wpg="http://schemas.microsoft.com/office/word/2010/wordprocessingGroup" xmlns:wpi="http://schemas.microsoft.com/office/word/2010/wordprocessingInk" xmlns:wps="http://schemas.microsoft.com/office/word/2010/wordprocessingShape" xmlns:o="urn:schemas-microsoft-com:office:office" xmlns:v="urn:schemas-microsoft-com:vml" xmlns:w10="urn:schemas-microsoft-com:office:word" xmlns:w="http://schemas.openxmlformats.org/wordprocessingml/2006/main" xmlns:w14="http://schemas.microsoft.com/office/word/2010/wordml" xmlns:w15="http://schemas.microsoft.com/office/word/2012/wordml" xmlns:w16cex="http://schemas.microsoft.com/office/word/2018/wordml/cex" xmlns:w16cid="http://schemas.microsoft.com/office/word/2016/wordml/cid" xmlns:w16="http://schemas.microsoft.com/office/word/2018/wordml" xmlns:w16sdtdh="http://schemas.microsoft.com/office/word/2020/wordml/sdtdatahash" xmlns:w16sdtfl="http://schemas.microsoft.com/office/word/2024/wordml/sdtformatlock" xmlns:w16se="http://schemas.microsoft.com/office/word/2015/wordml/symex" xmlns:w16du="http://schemas.microsoft.com/office/word/2023/wordml/word16du" xmlns:wne="http://schemas.microsoft.com/office/word/2006/wordml" mc:Ignorable="w14 w15 w16se w16cid w16 w16cex w16sdtdh w16sdtfl w16du wp14">
   <w:abstractNum w:abstractNumId="0" w15:restartNumberingAfterBreak="0">
     <w:nsid w:val="00321DD2"/>
     <w:multiLevelType w:val="multilevel"/>
@@ -2078,7 +2004,7 @@
 </file>
 
 <file path=word/styles.xml><?xml version="1.0" encoding="utf-8"?>
-<w:styles xmlns:mc="http://schemas.openxmlformats.org/markup-compatibility/2006" xmlns:r="http://schemas.openxmlformats.org/officeDocument/2006/relationships" xmlns:w="http://schemas.openxmlformats.org/wordprocessingml/2006/main" xmlns:w14="http://schemas.microsoft.com/office/word/2010/wordml" xmlns:w15="http://schemas.microsoft.com/office/word/2012/wordml" xmlns:w16cex="http://schemas.microsoft.com/office/word/2018/wordml/cex" xmlns:w16cid="http://schemas.microsoft.com/office/word/2016/wordml/cid" xmlns:w16="http://schemas.microsoft.com/office/word/2018/wordml" xmlns:w16du="http://schemas.microsoft.com/office/word/2023/wordml/word16du" xmlns:w16sdtdh="http://schemas.microsoft.com/office/word/2020/wordml/sdtdatahash" xmlns:w16sdtfl="http://schemas.microsoft.com/office/word/2024/wordml/sdtformatlock" xmlns:w16se="http://schemas.microsoft.com/office/word/2015/wordml/symex" mc:Ignorable="w14 w15 w16se w16cid w16 w16cex w16sdtdh w16sdtfl w16du">
+<w:styles xmlns:mc="http://schemas.openxmlformats.org/markup-compatibility/2006" xmlns:r="http://schemas.openxmlformats.org/officeDocument/2006/relationships" xmlns:w="http://schemas.openxmlformats.org/wordprocessingml/2006/main" xmlns:w14="http://schemas.microsoft.com/office/word/2010/wordml" xmlns:w15="http://schemas.microsoft.com/office/word/2012/wordml" xmlns:w16cex="http://schemas.microsoft.com/office/word/2018/wordml/cex" xmlns:w16cid="http://schemas.microsoft.com/office/word/2016/wordml/cid" xmlns:w16="http://schemas.microsoft.com/office/word/2018/wordml" xmlns:w16sdtdh="http://schemas.microsoft.com/office/word/2020/wordml/sdtdatahash" xmlns:w16sdtfl="http://schemas.microsoft.com/office/word/2024/wordml/sdtformatlock" xmlns:w16se="http://schemas.microsoft.com/office/word/2015/wordml/symex" xmlns:w16du="http://schemas.microsoft.com/office/word/2023/wordml/word16du" mc:Ignorable="w14 w15 w16se w16cid w16 w16cex w16sdtdh w16sdtfl w16du">
   <w:docDefaults>
     <w:rPrDefault>
       <w:rPr>
@@ -2680,6 +2606,7 @@
   <w:style w:type="character" w:default="1" w:styleId="DefaultParagraphFont">
     <w:name w:val="Default Paragraph Font"/>
     <w:uiPriority w:val="1"/>
+    <w:semiHidden/>
     <w:unhideWhenUsed/>
   </w:style>
   <w:style w:type="table" w:default="1" w:styleId="TableNormal">
